--- a/soal matematika/Kelas XI/Fungsi Komposisi dan Fungsi Invers/soal ulangan pilihan ganda Kelas XI.docx
+++ b/soal matematika/Kelas XI/Fungsi Komposisi dan Fungsi Invers/soal ulangan pilihan ganda Kelas XI.docx
@@ -9,51 +9,15 @@
           <w:ilvl w:val="0"/>
           <w:numId w:val="1"/>
         </w:numPr>
-      </w:pPr>
-      <w:proofErr w:type="spellStart"/>
-      <w:proofErr w:type="gramStart"/>
-      <w:r>
-        <w:t>Diketahui</w:t>
-      </w:r>
-      <w:proofErr w:type="spellEnd"/>
-      <w:r>
-        <w:t xml:space="preserve"> :</w:t>
-      </w:r>
-      <w:proofErr w:type="gramEnd"/>
-      <w:r>
-        <w:t xml:space="preserve"> </w:t>
-      </w:r>
-      <w:proofErr w:type="spellStart"/>
-      <w:r>
-        <w:t>fungsi</w:t>
-      </w:r>
-      <w:proofErr w:type="spellEnd"/>
-      <w:r>
-        <w:t xml:space="preserve"> f(x)=2x-4, </w:t>
-      </w:r>
-      <w:proofErr w:type="spellStart"/>
-      <w:r>
-        <w:t>hitunglah</w:t>
-      </w:r>
-      <w:proofErr w:type="spellEnd"/>
-      <w:r>
-        <w:t xml:space="preserve"> </w:t>
-      </w:r>
-      <w:proofErr w:type="spellStart"/>
-      <w:r>
-        <w:t>nilai</w:t>
-      </w:r>
-      <w:proofErr w:type="spellEnd"/>
-      <w:r>
-        <w:t xml:space="preserve"> </w:t>
-      </w:r>
-      <w:proofErr w:type="gramStart"/>
-      <w:r>
-        <w:t>f(</w:t>
-      </w:r>
-      <w:proofErr w:type="gramEnd"/>
-      <w:r>
-        <w:t>1)</w:t>
+        <w:rPr>
+          <w:lang w:val="sv-SE"/>
+        </w:rPr>
+      </w:pPr>
+      <w:r>
+        <w:rPr>
+          <w:lang w:val="sv-SE"/>
+        </w:rPr>
+        <w:t>Diketahui : fungsi f(x)=2x-4, hitunglah nilai f(1)</w:t>
       </w:r>
     </w:p>
     <w:p>
@@ -114,51 +78,15 @@
           <w:ilvl w:val="0"/>
           <w:numId w:val="1"/>
         </w:numPr>
-      </w:pPr>
-      <w:proofErr w:type="spellStart"/>
-      <w:proofErr w:type="gramStart"/>
-      <w:r>
-        <w:t>Diketahui</w:t>
-      </w:r>
-      <w:proofErr w:type="spellEnd"/>
-      <w:r>
-        <w:t xml:space="preserve"> :</w:t>
-      </w:r>
-      <w:proofErr w:type="gramEnd"/>
-      <w:r>
-        <w:t xml:space="preserve"> </w:t>
-      </w:r>
-      <w:proofErr w:type="spellStart"/>
-      <w:r>
-        <w:t>fungsi</w:t>
-      </w:r>
-      <w:proofErr w:type="spellEnd"/>
-      <w:r>
-        <w:t xml:space="preserve"> f(x) = 3x-5, </w:t>
-      </w:r>
-      <w:proofErr w:type="spellStart"/>
-      <w:r>
-        <w:t>hitunglah</w:t>
-      </w:r>
-      <w:proofErr w:type="spellEnd"/>
-      <w:r>
-        <w:t xml:space="preserve"> </w:t>
-      </w:r>
-      <w:proofErr w:type="spellStart"/>
-      <w:r>
-        <w:t>nilai</w:t>
-      </w:r>
-      <w:proofErr w:type="spellEnd"/>
-      <w:r>
-        <w:t xml:space="preserve"> </w:t>
-      </w:r>
-      <w:proofErr w:type="gramStart"/>
-      <w:r>
-        <w:t>f(</w:t>
-      </w:r>
-      <w:proofErr w:type="gramEnd"/>
-      <w:r>
-        <w:t>2)</w:t>
+        <w:rPr>
+          <w:lang w:val="sv-SE"/>
+        </w:rPr>
+      </w:pPr>
+      <w:r>
+        <w:rPr>
+          <w:lang w:val="sv-SE"/>
+        </w:rPr>
+        <w:t>Diketahui : fungsi f(x) = 3x-5, hitunglah nilai f(2)</w:t>
       </w:r>
     </w:p>
     <w:p>
@@ -219,27 +147,15 @@
           <w:ilvl w:val="0"/>
           <w:numId w:val="1"/>
         </w:numPr>
-      </w:pPr>
-      <w:proofErr w:type="spellStart"/>
-      <w:proofErr w:type="gramStart"/>
-      <w:r>
-        <w:t>Diketahui</w:t>
-      </w:r>
-      <w:proofErr w:type="spellEnd"/>
-      <w:r>
-        <w:t xml:space="preserve"> :</w:t>
-      </w:r>
-      <w:proofErr w:type="gramEnd"/>
-      <w:r>
-        <w:t xml:space="preserve"> </w:t>
-      </w:r>
-      <w:proofErr w:type="spellStart"/>
-      <w:r>
-        <w:t>fungsi</w:t>
-      </w:r>
-      <w:proofErr w:type="spellEnd"/>
-      <w:r>
-        <w:t xml:space="preserve"> f(x)=</w:t>
+        <w:rPr>
+          <w:lang w:val="sv-SE"/>
+        </w:rPr>
+      </w:pPr>
+      <w:r>
+        <w:rPr>
+          <w:lang w:val="sv-SE"/>
+        </w:rPr>
+        <w:t>Diketahui : fungsi f(x)=</w:t>
       </w:r>
       <m:oMath>
         <m:f>
@@ -255,14 +171,29 @@
             <m:r>
               <w:rPr>
                 <w:rFonts w:ascii="Cambria Math" w:hAnsi="Cambria Math"/>
-              </w:rPr>
-              <m:t>2x+3</m:t>
+                <w:lang w:val="sv-SE"/>
+              </w:rPr>
+              <m:t>2</m:t>
+            </m:r>
+            <m:r>
+              <w:rPr>
+                <w:rFonts w:ascii="Cambria Math" w:hAnsi="Cambria Math"/>
+              </w:rPr>
+              <m:t>x</m:t>
+            </m:r>
+            <m:r>
+              <w:rPr>
+                <w:rFonts w:ascii="Cambria Math" w:hAnsi="Cambria Math"/>
+                <w:lang w:val="sv-SE"/>
+              </w:rPr>
+              <m:t>+3</m:t>
             </m:r>
           </m:num>
           <m:den>
             <m:r>
               <w:rPr>
                 <w:rFonts w:ascii="Cambria Math" w:hAnsi="Cambria Math"/>
+                <w:lang w:val="sv-SE"/>
               </w:rPr>
               <m:t>1</m:t>
             </m:r>
@@ -272,6 +203,7 @@
       <w:r>
         <w:rPr>
           <w:rFonts w:eastAsiaTheme="minorEastAsia"/>
+          <w:lang w:val="sv-SE"/>
         </w:rPr>
         <w:t xml:space="preserve">; g(x) = </w:t>
       </w:r>
@@ -289,14 +221,29 @@
             <m:r>
               <w:rPr>
                 <w:rFonts w:ascii="Cambria Math" w:eastAsiaTheme="minorEastAsia" w:hAnsi="Cambria Math"/>
-              </w:rPr>
-              <m:t>4x+3</m:t>
+                <w:lang w:val="sv-SE"/>
+              </w:rPr>
+              <m:t>4</m:t>
+            </m:r>
+            <m:r>
+              <w:rPr>
+                <w:rFonts w:ascii="Cambria Math" w:eastAsiaTheme="minorEastAsia" w:hAnsi="Cambria Math"/>
+              </w:rPr>
+              <m:t>x</m:t>
+            </m:r>
+            <m:r>
+              <w:rPr>
+                <w:rFonts w:ascii="Cambria Math" w:eastAsiaTheme="minorEastAsia" w:hAnsi="Cambria Math"/>
+                <w:lang w:val="sv-SE"/>
+              </w:rPr>
+              <m:t>+3</m:t>
             </m:r>
           </m:num>
           <m:den>
             <m:r>
               <w:rPr>
                 <w:rFonts w:ascii="Cambria Math" w:eastAsiaTheme="minorEastAsia" w:hAnsi="Cambria Math"/>
+                <w:lang w:val="sv-SE"/>
               </w:rPr>
               <m:t>2</m:t>
             </m:r>
@@ -306,58 +253,9 @@
       <w:r>
         <w:rPr>
           <w:rFonts w:eastAsiaTheme="minorEastAsia"/>
-        </w:rPr>
-        <w:t xml:space="preserve">, </w:t>
-      </w:r>
-      <w:proofErr w:type="spellStart"/>
-      <w:r>
-        <w:rPr>
-          <w:rFonts w:eastAsiaTheme="minorEastAsia"/>
-        </w:rPr>
-        <w:t>hitunglah</w:t>
-      </w:r>
-      <w:proofErr w:type="spellEnd"/>
-      <w:r>
-        <w:rPr>
-          <w:rFonts w:eastAsiaTheme="minorEastAsia"/>
-        </w:rPr>
-        <w:t xml:space="preserve"> </w:t>
-      </w:r>
-      <w:proofErr w:type="spellStart"/>
-      <w:r>
-        <w:rPr>
-          <w:rFonts w:eastAsiaTheme="minorEastAsia"/>
-        </w:rPr>
-        <w:t>nilai</w:t>
-      </w:r>
-      <w:proofErr w:type="spellEnd"/>
-      <w:r>
-        <w:rPr>
-          <w:rFonts w:eastAsiaTheme="minorEastAsia"/>
-        </w:rPr>
-        <w:t xml:space="preserve"> (</w:t>
-      </w:r>
-      <w:proofErr w:type="spellStart"/>
-      <w:proofErr w:type="gramStart"/>
-      <w:r>
-        <w:rPr>
-          <w:rFonts w:eastAsiaTheme="minorEastAsia"/>
-        </w:rPr>
-        <w:t>f.g</w:t>
-      </w:r>
-      <w:proofErr w:type="spellEnd"/>
-      <w:r>
-        <w:rPr>
-          <w:rFonts w:eastAsiaTheme="minorEastAsia"/>
-        </w:rPr>
-        <w:t>)(</w:t>
-      </w:r>
-      <w:proofErr w:type="gramEnd"/>
-      <w:r>
-        <w:rPr>
-          <w:rFonts w:eastAsiaTheme="minorEastAsia"/>
-        </w:rPr>
-        <w:t>x)</w:t>
+          <w:lang w:val="sv-SE"/>
+        </w:rPr>
+        <w:t>, hitunglah nilai (f.g)(x)</w:t>
       </w:r>
     </w:p>
     <w:p>
@@ -490,27 +388,15 @@
           <w:ilvl w:val="0"/>
           <w:numId w:val="1"/>
         </w:numPr>
-      </w:pPr>
-      <w:proofErr w:type="spellStart"/>
-      <w:proofErr w:type="gramStart"/>
-      <w:r>
-        <w:t>Diketahui</w:t>
-      </w:r>
-      <w:proofErr w:type="spellEnd"/>
-      <w:r>
-        <w:t xml:space="preserve"> :</w:t>
-      </w:r>
-      <w:proofErr w:type="gramEnd"/>
-      <w:r>
-        <w:t xml:space="preserve"> </w:t>
-      </w:r>
-      <w:proofErr w:type="spellStart"/>
-      <w:r>
-        <w:t>fungsi</w:t>
-      </w:r>
-      <w:proofErr w:type="spellEnd"/>
-      <w:r>
-        <w:t xml:space="preserve"> </w:t>
+        <w:rPr>
+          <w:lang w:val="sv-SE"/>
+        </w:rPr>
+      </w:pPr>
+      <w:r>
+        <w:rPr>
+          <w:lang w:val="sv-SE"/>
+        </w:rPr>
+        <w:t xml:space="preserve">Diketahui : fungsi </w:t>
       </w:r>
       <m:oMath>
         <m:r>
@@ -540,6 +426,7 @@
         <m:r>
           <w:rPr>
             <w:rFonts w:ascii="Cambria Math" w:hAnsi="Cambria Math"/>
+            <w:lang w:val="sv-SE"/>
           </w:rPr>
           <m:t>=</m:t>
         </m:r>
@@ -564,6 +451,7 @@
             <m:r>
               <w:rPr>
                 <w:rFonts w:ascii="Cambria Math" w:hAnsi="Cambria Math"/>
+                <w:lang w:val="sv-SE"/>
               </w:rPr>
               <m:t>2</m:t>
             </m:r>
@@ -572,6 +460,7 @@
         <m:r>
           <w:rPr>
             <w:rFonts w:ascii="Cambria Math" w:hAnsi="Cambria Math"/>
+            <w:lang w:val="sv-SE"/>
           </w:rPr>
           <m:t>-4</m:t>
         </m:r>
@@ -579,6 +468,7 @@
       <w:r>
         <w:rPr>
           <w:rFonts w:eastAsiaTheme="minorEastAsia"/>
+          <w:lang w:val="sv-SE"/>
         </w:rPr>
         <w:t xml:space="preserve">; </w:t>
       </w:r>
@@ -610,13 +500,28 @@
         <m:r>
           <w:rPr>
             <w:rFonts w:ascii="Cambria Math" w:eastAsiaTheme="minorEastAsia" w:hAnsi="Cambria Math"/>
-          </w:rPr>
-          <m:t>=2x-3</m:t>
+            <w:lang w:val="sv-SE"/>
+          </w:rPr>
+          <m:t>=2</m:t>
+        </m:r>
+        <m:r>
+          <w:rPr>
+            <w:rFonts w:ascii="Cambria Math" w:eastAsiaTheme="minorEastAsia" w:hAnsi="Cambria Math"/>
+          </w:rPr>
+          <m:t>x</m:t>
+        </m:r>
+        <m:r>
+          <w:rPr>
+            <w:rFonts w:ascii="Cambria Math" w:eastAsiaTheme="minorEastAsia" w:hAnsi="Cambria Math"/>
+            <w:lang w:val="sv-SE"/>
+          </w:rPr>
+          <m:t>-3</m:t>
         </m:r>
       </m:oMath>
       <w:r>
         <w:rPr>
           <w:rFonts w:eastAsiaTheme="minorEastAsia"/>
+          <w:lang w:val="sv-SE"/>
         </w:rPr>
         <w:t>, hitunglah nilai (fog)(x)</w:t>
       </w:r>
@@ -855,27 +760,15 @@
           <w:ilvl w:val="0"/>
           <w:numId w:val="1"/>
         </w:numPr>
-      </w:pPr>
-      <w:proofErr w:type="spellStart"/>
-      <w:proofErr w:type="gramStart"/>
-      <w:r>
-        <w:t>Diketahui</w:t>
-      </w:r>
-      <w:proofErr w:type="spellEnd"/>
-      <w:r>
-        <w:t xml:space="preserve"> :</w:t>
-      </w:r>
-      <w:proofErr w:type="gramEnd"/>
-      <w:r>
-        <w:t xml:space="preserve"> </w:t>
-      </w:r>
-      <w:proofErr w:type="spellStart"/>
-      <w:r>
-        <w:t>fungsi</w:t>
-      </w:r>
-      <w:proofErr w:type="spellEnd"/>
-      <w:r>
-        <w:t xml:space="preserve"> </w:t>
+        <w:rPr>
+          <w:lang w:val="sv-SE"/>
+        </w:rPr>
+      </w:pPr>
+      <w:r>
+        <w:rPr>
+          <w:lang w:val="sv-SE"/>
+        </w:rPr>
+        <w:t xml:space="preserve">Diketahui : fungsi </w:t>
       </w:r>
       <m:oMath>
         <m:r>
@@ -905,6 +798,7 @@
         <m:r>
           <w:rPr>
             <w:rFonts w:ascii="Cambria Math" w:hAnsi="Cambria Math"/>
+            <w:lang w:val="sv-SE"/>
           </w:rPr>
           <m:t xml:space="preserve">= </m:t>
         </m:r>
@@ -929,6 +823,7 @@
             <m:r>
               <w:rPr>
                 <w:rFonts w:ascii="Cambria Math" w:hAnsi="Cambria Math"/>
+                <w:lang w:val="sv-SE"/>
               </w:rPr>
               <m:t>2</m:t>
             </m:r>
@@ -937,11 +832,15 @@
         <m:r>
           <w:rPr>
             <w:rFonts w:ascii="Cambria Math" w:hAnsi="Cambria Math"/>
+            <w:lang w:val="sv-SE"/>
           </w:rPr>
           <m:t>-4</m:t>
         </m:r>
       </m:oMath>
       <w:r>
+        <w:rPr>
+          <w:lang w:val="sv-SE"/>
+        </w:rPr>
         <w:t>; g(x)=2x-3, hitunglah nilai (fog)(x)</w:t>
       </w:r>
     </w:p>
@@ -1185,14 +1084,15 @@
           <w:ilvl w:val="0"/>
           <w:numId w:val="1"/>
         </w:numPr>
-      </w:pPr>
-      <w:proofErr w:type="spellStart"/>
-      <w:r>
-        <w:t>Diketahui</w:t>
-      </w:r>
-      <w:proofErr w:type="spellEnd"/>
-      <w:r>
-        <w:t xml:space="preserve">: </w:t>
+        <w:rPr>
+          <w:lang w:val="sv-SE"/>
+        </w:rPr>
+      </w:pPr>
+      <w:r>
+        <w:rPr>
+          <w:lang w:val="sv-SE"/>
+        </w:rPr>
+        <w:t xml:space="preserve">Diketahui: </w:t>
       </w:r>
       <m:oMath>
         <m:r>
@@ -1222,6 +1122,7 @@
         <m:r>
           <w:rPr>
             <w:rFonts w:ascii="Cambria Math" w:hAnsi="Cambria Math"/>
+            <w:lang w:val="sv-SE"/>
           </w:rPr>
           <m:t xml:space="preserve">= </m:t>
         </m:r>
@@ -1238,14 +1139,22 @@
             <m:r>
               <w:rPr>
                 <w:rFonts w:ascii="Cambria Math" w:hAnsi="Cambria Math"/>
-              </w:rPr>
-              <m:t>4x</m:t>
+                <w:lang w:val="sv-SE"/>
+              </w:rPr>
+              <m:t>4</m:t>
+            </m:r>
+            <m:r>
+              <w:rPr>
+                <w:rFonts w:ascii="Cambria Math" w:hAnsi="Cambria Math"/>
+              </w:rPr>
+              <m:t>x</m:t>
             </m:r>
           </m:e>
           <m:sup>
             <m:r>
               <w:rPr>
                 <w:rFonts w:ascii="Cambria Math" w:hAnsi="Cambria Math"/>
+                <w:lang w:val="sv-SE"/>
               </w:rPr>
               <m:t>2</m:t>
             </m:r>
@@ -1254,13 +1163,28 @@
         <m:r>
           <w:rPr>
             <w:rFonts w:ascii="Cambria Math" w:hAnsi="Cambria Math"/>
-          </w:rPr>
-          <m:t>+5x+2</m:t>
+            <w:lang w:val="sv-SE"/>
+          </w:rPr>
+          <m:t>+5</m:t>
+        </m:r>
+        <m:r>
+          <w:rPr>
+            <w:rFonts w:ascii="Cambria Math" w:hAnsi="Cambria Math"/>
+          </w:rPr>
+          <m:t>x</m:t>
+        </m:r>
+        <m:r>
+          <w:rPr>
+            <w:rFonts w:ascii="Cambria Math" w:hAnsi="Cambria Math"/>
+            <w:lang w:val="sv-SE"/>
+          </w:rPr>
+          <m:t>+2</m:t>
         </m:r>
       </m:oMath>
       <w:r>
         <w:rPr>
           <w:rFonts w:eastAsiaTheme="minorEastAsia"/>
+          <w:lang w:val="sv-SE"/>
         </w:rPr>
         <w:t xml:space="preserve">; </w:t>
       </w:r>
@@ -1304,6 +1228,7 @@
         <m:r>
           <w:rPr>
             <w:rFonts w:ascii="Cambria Math" w:eastAsiaTheme="minorEastAsia" w:hAnsi="Cambria Math"/>
+            <w:lang w:val="sv-SE"/>
           </w:rPr>
           <m:t>=</m:t>
         </m:r>
@@ -1320,14 +1245,22 @@
             <m:r>
               <w:rPr>
                 <w:rFonts w:ascii="Cambria Math" w:eastAsiaTheme="minorEastAsia" w:hAnsi="Cambria Math"/>
-              </w:rPr>
-              <m:t>5x</m:t>
+                <w:lang w:val="sv-SE"/>
+              </w:rPr>
+              <m:t>5</m:t>
+            </m:r>
+            <m:r>
+              <w:rPr>
+                <w:rFonts w:ascii="Cambria Math" w:eastAsiaTheme="minorEastAsia" w:hAnsi="Cambria Math"/>
+              </w:rPr>
+              <m:t>x</m:t>
             </m:r>
           </m:e>
           <m:sup>
             <m:r>
               <w:rPr>
                 <w:rFonts w:ascii="Cambria Math" w:eastAsiaTheme="minorEastAsia" w:hAnsi="Cambria Math"/>
+                <w:lang w:val="sv-SE"/>
               </w:rPr>
               <m:t>2</m:t>
             </m:r>
@@ -1336,13 +1269,28 @@
         <m:r>
           <w:rPr>
             <w:rFonts w:ascii="Cambria Math" w:eastAsiaTheme="minorEastAsia" w:hAnsi="Cambria Math"/>
-          </w:rPr>
-          <m:t>+2x+3</m:t>
+            <w:lang w:val="sv-SE"/>
+          </w:rPr>
+          <m:t>+2</m:t>
+        </m:r>
+        <m:r>
+          <w:rPr>
+            <w:rFonts w:ascii="Cambria Math" w:eastAsiaTheme="minorEastAsia" w:hAnsi="Cambria Math"/>
+          </w:rPr>
+          <m:t>x</m:t>
+        </m:r>
+        <m:r>
+          <w:rPr>
+            <w:rFonts w:ascii="Cambria Math" w:eastAsiaTheme="minorEastAsia" w:hAnsi="Cambria Math"/>
+            <w:lang w:val="sv-SE"/>
+          </w:rPr>
+          <m:t>+3</m:t>
         </m:r>
       </m:oMath>
       <w:r>
         <w:rPr>
           <w:rFonts w:eastAsiaTheme="minorEastAsia"/>
+          <w:lang w:val="sv-SE"/>
         </w:rPr>
         <w:t>, hitunglah nilai g(x); gunakan rumus ABC!</w:t>
       </w:r>
@@ -1733,26 +1681,54 @@
           <w:ilvl w:val="0"/>
           <w:numId w:val="1"/>
         </w:numPr>
-      </w:pPr>
-      <w:proofErr w:type="spellStart"/>
-      <w:r>
-        <w:t>Fungsi</w:t>
-      </w:r>
-      <w:proofErr w:type="spellEnd"/>
-      <w:r>
-        <w:t xml:space="preserve"> </w:t>
+        <w:rPr>
+          <w:lang w:val="sv-SE"/>
+        </w:rPr>
+      </w:pPr>
+      <w:r>
+        <w:rPr>
+          <w:lang w:val="sv-SE"/>
+        </w:rPr>
+        <w:t xml:space="preserve">Fungsi </w:t>
       </w:r>
       <m:oMath>
         <m:r>
           <w:rPr>
             <w:rFonts w:ascii="Cambria Math" w:hAnsi="Cambria Math"/>
           </w:rPr>
-          <m:t>f:R→R</m:t>
+          <m:t>f</m:t>
+        </m:r>
+        <m:r>
+          <w:rPr>
+            <w:rFonts w:ascii="Cambria Math" w:hAnsi="Cambria Math"/>
+            <w:lang w:val="sv-SE"/>
+          </w:rPr>
+          <m:t>:</m:t>
+        </m:r>
+        <m:r>
+          <w:rPr>
+            <w:rFonts w:ascii="Cambria Math" w:hAnsi="Cambria Math"/>
+          </w:rPr>
+          <m:t>R</m:t>
+        </m:r>
+        <m:r>
+          <w:rPr>
+            <w:rFonts w:ascii="Cambria Math" w:hAnsi="Cambria Math"/>
+            <w:lang w:val="sv-SE"/>
+          </w:rPr>
+          <m:t>→</m:t>
+        </m:r>
+        <m:r>
+          <w:rPr>
+            <w:rFonts w:ascii="Cambria Math" w:hAnsi="Cambria Math"/>
+          </w:rPr>
+          <m:t>R</m:t>
         </m:r>
       </m:oMath>
       <w:r>
         <w:rPr>
           <w:rFonts w:eastAsiaTheme="minorEastAsia"/>
+          <w:lang w:val="sv-SE"/>
         </w:rPr>
         <w:t xml:space="preserve"> dengan rumus </w:t>
       </w:r>
@@ -1784,13 +1760,28 @@
         <m:r>
           <w:rPr>
             <w:rFonts w:ascii="Cambria Math" w:eastAsiaTheme="minorEastAsia" w:hAnsi="Cambria Math"/>
-          </w:rPr>
-          <m:t>=2x+3</m:t>
+            <w:lang w:val="sv-SE"/>
+          </w:rPr>
+          <m:t>=2</m:t>
+        </m:r>
+        <m:r>
+          <w:rPr>
+            <w:rFonts w:ascii="Cambria Math" w:eastAsiaTheme="minorEastAsia" w:hAnsi="Cambria Math"/>
+          </w:rPr>
+          <m:t>x</m:t>
+        </m:r>
+        <m:r>
+          <w:rPr>
+            <w:rFonts w:ascii="Cambria Math" w:eastAsiaTheme="minorEastAsia" w:hAnsi="Cambria Math"/>
+            <w:lang w:val="sv-SE"/>
+          </w:rPr>
+          <m:t>+3</m:t>
         </m:r>
       </m:oMath>
       <w:r>
         <w:rPr>
           <w:rFonts w:eastAsiaTheme="minorEastAsia"/>
+          <w:lang w:val="sv-SE"/>
         </w:rPr>
         <w:t xml:space="preserve">. Jika </w:t>
       </w:r>
@@ -1816,6 +1807,7 @@
             <m:r>
               <w:rPr>
                 <w:rFonts w:ascii="Cambria Math" w:eastAsiaTheme="minorEastAsia" w:hAnsi="Cambria Math"/>
+                <w:lang w:val="sv-SE"/>
               </w:rPr>
               <m:t>-1</m:t>
             </m:r>
@@ -1843,50 +1835,9 @@
       <w:r>
         <w:rPr>
           <w:rFonts w:eastAsiaTheme="minorEastAsia"/>
-        </w:rPr>
-        <w:t xml:space="preserve"> </w:t>
-      </w:r>
-      <w:proofErr w:type="spellStart"/>
-      <w:r>
-        <w:rPr>
-          <w:rFonts w:eastAsiaTheme="minorEastAsia"/>
-        </w:rPr>
-        <w:t>adalah</w:t>
-      </w:r>
-      <w:proofErr w:type="spellEnd"/>
-      <w:r>
-        <w:rPr>
-          <w:rFonts w:eastAsiaTheme="minorEastAsia"/>
-        </w:rPr>
-        <w:t xml:space="preserve"> invers </w:t>
-      </w:r>
-      <w:proofErr w:type="spellStart"/>
-      <w:r>
-        <w:rPr>
-          <w:rFonts w:eastAsiaTheme="minorEastAsia"/>
-        </w:rPr>
-        <w:t>dari</w:t>
-      </w:r>
-      <w:proofErr w:type="spellEnd"/>
-      <w:r>
-        <w:rPr>
-          <w:rFonts w:eastAsiaTheme="minorEastAsia"/>
-        </w:rPr>
-        <w:t xml:space="preserve"> f(x), </w:t>
-      </w:r>
-      <w:proofErr w:type="spellStart"/>
-      <w:r>
-        <w:rPr>
-          <w:rFonts w:eastAsiaTheme="minorEastAsia"/>
-        </w:rPr>
-        <w:t>maka</w:t>
-      </w:r>
-      <w:proofErr w:type="spellEnd"/>
-      <w:r>
-        <w:rPr>
-          <w:rFonts w:eastAsiaTheme="minorEastAsia"/>
-        </w:rPr>
-        <w:t xml:space="preserve"> </w:t>
+          <w:lang w:val="sv-SE"/>
+        </w:rPr>
+        <w:t xml:space="preserve"> adalah invers dari f(x), maka </w:t>
       </w:r>
       <m:oMath>
         <m:sSup>
@@ -1910,6 +1861,7 @@
             <m:r>
               <w:rPr>
                 <w:rFonts w:ascii="Cambria Math" w:eastAsiaTheme="minorEastAsia" w:hAnsi="Cambria Math"/>
+                <w:lang w:val="sv-SE"/>
               </w:rPr>
               <m:t>-1</m:t>
             </m:r>
@@ -1918,24 +1870,31 @@
         <m:r>
           <w:rPr>
             <w:rFonts w:ascii="Cambria Math" w:eastAsiaTheme="minorEastAsia" w:hAnsi="Cambria Math"/>
-          </w:rPr>
-          <m:t>(x)</m:t>
+            <w:lang w:val="sv-SE"/>
+          </w:rPr>
+          <m:t>(</m:t>
+        </m:r>
+        <m:r>
+          <w:rPr>
+            <w:rFonts w:ascii="Cambria Math" w:eastAsiaTheme="minorEastAsia" w:hAnsi="Cambria Math"/>
+          </w:rPr>
+          <m:t>x</m:t>
+        </m:r>
+        <m:r>
+          <w:rPr>
+            <w:rFonts w:ascii="Cambria Math" w:eastAsiaTheme="minorEastAsia" w:hAnsi="Cambria Math"/>
+            <w:lang w:val="sv-SE"/>
+          </w:rPr>
+          <m:t>)</m:t>
         </m:r>
       </m:oMath>
       <w:r>
         <w:rPr>
           <w:rFonts w:eastAsiaTheme="minorEastAsia"/>
-        </w:rPr>
-        <w:t>=…</w:t>
-      </w:r>
-      <w:proofErr w:type="gramStart"/>
-      <w:r>
-        <w:rPr>
-          <w:rFonts w:eastAsiaTheme="minorEastAsia"/>
-        </w:rPr>
-        <w:t>…..</w:t>
-      </w:r>
-      <w:proofErr w:type="gramEnd"/>
+          <w:lang w:val="sv-SE"/>
+        </w:rPr>
+        <w:t>=……..</w:t>
+      </w:r>
     </w:p>
     <w:p>
       <w:pPr>
@@ -2107,14 +2066,15 @@
           <w:ilvl w:val="0"/>
           <w:numId w:val="1"/>
         </w:numPr>
-      </w:pPr>
-      <w:proofErr w:type="spellStart"/>
-      <w:r>
-        <w:t>Diketahui</w:t>
-      </w:r>
-      <w:proofErr w:type="spellEnd"/>
-      <w:r>
-        <w:t xml:space="preserve"> </w:t>
+        <w:rPr>
+          <w:lang w:val="sv-SE"/>
+        </w:rPr>
+      </w:pPr>
+      <w:r>
+        <w:rPr>
+          <w:lang w:val="sv-SE"/>
+        </w:rPr>
+        <w:t xml:space="preserve">Diketahui </w:t>
       </w:r>
       <m:oMath>
         <m:r>
@@ -2144,6 +2104,7 @@
         <m:r>
           <w:rPr>
             <w:rFonts w:ascii="Cambria Math" w:hAnsi="Cambria Math"/>
+            <w:lang w:val="sv-SE"/>
           </w:rPr>
           <m:t>=</m:t>
         </m:r>
@@ -2160,22 +2121,51 @@
             <m:r>
               <w:rPr>
                 <w:rFonts w:ascii="Cambria Math" w:hAnsi="Cambria Math"/>
-              </w:rPr>
-              <m:t>2x+5</m:t>
+                <w:lang w:val="sv-SE"/>
+              </w:rPr>
+              <m:t>2</m:t>
+            </m:r>
+            <m:r>
+              <w:rPr>
+                <w:rFonts w:ascii="Cambria Math" w:hAnsi="Cambria Math"/>
+              </w:rPr>
+              <m:t>x</m:t>
+            </m:r>
+            <m:r>
+              <w:rPr>
+                <w:rFonts w:ascii="Cambria Math" w:hAnsi="Cambria Math"/>
+                <w:lang w:val="sv-SE"/>
+              </w:rPr>
+              <m:t>+5</m:t>
             </m:r>
           </m:num>
           <m:den>
             <m:r>
               <w:rPr>
                 <w:rFonts w:ascii="Cambria Math" w:hAnsi="Cambria Math"/>
-              </w:rPr>
-              <m:t>3x-4</m:t>
+                <w:lang w:val="sv-SE"/>
+              </w:rPr>
+              <m:t>3</m:t>
+            </m:r>
+            <m:r>
+              <w:rPr>
+                <w:rFonts w:ascii="Cambria Math" w:hAnsi="Cambria Math"/>
+              </w:rPr>
+              <m:t>x</m:t>
+            </m:r>
+            <m:r>
+              <w:rPr>
+                <w:rFonts w:ascii="Cambria Math" w:hAnsi="Cambria Math"/>
+                <w:lang w:val="sv-SE"/>
+              </w:rPr>
+              <m:t>-4</m:t>
             </m:r>
           </m:den>
         </m:f>
         <m:r>
           <w:rPr>
             <w:rFonts w:ascii="Cambria Math" w:hAnsi="Cambria Math"/>
+            <w:lang w:val="sv-SE"/>
           </w:rPr>
           <m:t>,</m:t>
         </m:r>
@@ -2183,6 +2173,7 @@
       <w:r>
         <w:rPr>
           <w:rFonts w:eastAsiaTheme="minorEastAsia"/>
+          <w:lang w:val="sv-SE"/>
         </w:rPr>
         <w:t xml:space="preserve"> untuk </w:t>
       </w:r>
@@ -2191,12 +2182,20 @@
           <w:rPr>
             <w:rFonts w:ascii="Cambria Math" w:eastAsiaTheme="minorEastAsia" w:hAnsi="Cambria Math"/>
           </w:rPr>
-          <m:t>x≠4</m:t>
+          <m:t>x</m:t>
+        </m:r>
+        <m:r>
+          <w:rPr>
+            <w:rFonts w:ascii="Cambria Math" w:eastAsiaTheme="minorEastAsia" w:hAnsi="Cambria Math"/>
+            <w:lang w:val="sv-SE"/>
+          </w:rPr>
+          <m:t>≠4</m:t>
         </m:r>
       </m:oMath>
       <w:r>
         <w:rPr>
           <w:rFonts w:eastAsiaTheme="minorEastAsia"/>
+          <w:lang w:val="sv-SE"/>
         </w:rPr>
         <w:t xml:space="preserve"> maka rumus </w:t>
       </w:r>
@@ -2222,6 +2221,7 @@
             <m:r>
               <w:rPr>
                 <w:rFonts w:ascii="Cambria Math" w:eastAsiaTheme="minorEastAsia" w:hAnsi="Cambria Math"/>
+                <w:lang w:val="sv-SE"/>
               </w:rPr>
               <m:t>-1</m:t>
             </m:r>
@@ -2230,13 +2230,28 @@
         <m:r>
           <w:rPr>
             <w:rFonts w:ascii="Cambria Math" w:eastAsiaTheme="minorEastAsia" w:hAnsi="Cambria Math"/>
-          </w:rPr>
-          <m:t>(x)</m:t>
+            <w:lang w:val="sv-SE"/>
+          </w:rPr>
+          <m:t>(</m:t>
+        </m:r>
+        <m:r>
+          <w:rPr>
+            <w:rFonts w:ascii="Cambria Math" w:eastAsiaTheme="minorEastAsia" w:hAnsi="Cambria Math"/>
+          </w:rPr>
+          <m:t>x</m:t>
+        </m:r>
+        <m:r>
+          <w:rPr>
+            <w:rFonts w:ascii="Cambria Math" w:eastAsiaTheme="minorEastAsia" w:hAnsi="Cambria Math"/>
+            <w:lang w:val="sv-SE"/>
+          </w:rPr>
+          <m:t>)</m:t>
         </m:r>
       </m:oMath>
       <w:r>
         <w:rPr>
           <w:rFonts w:eastAsiaTheme="minorEastAsia"/>
+          <w:lang w:val="sv-SE"/>
         </w:rPr>
         <w:t xml:space="preserve"> adalah…</w:t>
       </w:r>
@@ -2599,10 +2614,14 @@
           <w:ilvl w:val="0"/>
           <w:numId w:val="1"/>
         </w:numPr>
+        <w:rPr>
+          <w:lang w:val="sv-SE"/>
+        </w:rPr>
       </w:pPr>
       <w:r>
         <w:rPr>
           <w:rFonts w:eastAsiaTheme="minorEastAsia"/>
+          <w:lang w:val="sv-SE"/>
         </w:rPr>
         <w:lastRenderedPageBreak/>
         <w:t xml:space="preserve"> </w:t>
@@ -2610,6 +2629,7 @@
       <w:r>
         <w:rPr>
           <w:rFonts w:eastAsiaTheme="minorEastAsia"/>
+          <w:lang w:val="sv-SE"/>
         </w:rPr>
         <w:t xml:space="preserve">Jika </w:t>
       </w:r>
@@ -2635,6 +2655,7 @@
             <m:r>
               <w:rPr>
                 <w:rFonts w:ascii="Cambria Math" w:eastAsiaTheme="minorEastAsia" w:hAnsi="Cambria Math"/>
+                <w:lang w:val="sv-SE"/>
               </w:rPr>
               <m:t>-1</m:t>
             </m:r>
@@ -2653,16 +2674,63 @@
             <m:r>
               <w:rPr>
                 <w:rFonts w:ascii="Cambria Math" w:eastAsiaTheme="minorEastAsia" w:hAnsi="Cambria Math"/>
-              </w:rPr>
-              <m:t>4x+5</m:t>
+                <w:lang w:val="sv-SE"/>
+              </w:rPr>
+              <m:t>4</m:t>
+            </m:r>
+            <m:r>
+              <w:rPr>
+                <w:rFonts w:ascii="Cambria Math" w:eastAsiaTheme="minorEastAsia" w:hAnsi="Cambria Math"/>
+              </w:rPr>
+              <m:t>x</m:t>
+            </m:r>
+            <m:r>
+              <w:rPr>
+                <w:rFonts w:ascii="Cambria Math" w:eastAsiaTheme="minorEastAsia" w:hAnsi="Cambria Math"/>
+                <w:lang w:val="sv-SE"/>
+              </w:rPr>
+              <m:t>+5</m:t>
             </m:r>
           </m:e>
         </m:d>
         <m:r>
           <w:rPr>
             <w:rFonts w:ascii="Cambria Math" w:eastAsiaTheme="minorEastAsia" w:hAnsi="Cambria Math"/>
-          </w:rPr>
-          <m:t>=8x+12, maka f</m:t>
+            <w:lang w:val="sv-SE"/>
+          </w:rPr>
+          <m:t>=8</m:t>
+        </m:r>
+        <m:r>
+          <w:rPr>
+            <w:rFonts w:ascii="Cambria Math" w:eastAsiaTheme="minorEastAsia" w:hAnsi="Cambria Math"/>
+          </w:rPr>
+          <m:t>x</m:t>
+        </m:r>
+        <m:r>
+          <w:rPr>
+            <w:rFonts w:ascii="Cambria Math" w:eastAsiaTheme="minorEastAsia" w:hAnsi="Cambria Math"/>
+            <w:lang w:val="sv-SE"/>
+          </w:rPr>
+          <m:t xml:space="preserve">+12, </m:t>
+        </m:r>
+        <m:r>
+          <w:rPr>
+            <w:rFonts w:ascii="Cambria Math" w:eastAsiaTheme="minorEastAsia" w:hAnsi="Cambria Math"/>
+          </w:rPr>
+          <m:t>maka</m:t>
+        </m:r>
+        <m:r>
+          <w:rPr>
+            <w:rFonts w:ascii="Cambria Math" w:eastAsiaTheme="minorEastAsia" w:hAnsi="Cambria Math"/>
+            <w:lang w:val="sv-SE"/>
+          </w:rPr>
+          <m:t xml:space="preserve"> </m:t>
+        </m:r>
+        <m:r>
+          <w:rPr>
+            <w:rFonts w:ascii="Cambria Math" w:eastAsiaTheme="minorEastAsia" w:hAnsi="Cambria Math"/>
+          </w:rPr>
+          <m:t>f</m:t>
         </m:r>
         <m:d>
           <m:dPr>
@@ -2685,6 +2753,7 @@
         <m:r>
           <w:rPr>
             <w:rFonts w:ascii="Cambria Math" w:eastAsiaTheme="minorEastAsia" w:hAnsi="Cambria Math"/>
+            <w:lang w:val="sv-SE"/>
           </w:rPr>
           <m:t>=…</m:t>
         </m:r>
@@ -2882,8 +2951,14 @@
           <w:ilvl w:val="0"/>
           <w:numId w:val="1"/>
         </w:numPr>
-      </w:pPr>
-      <w:r>
+        <w:rPr>
+          <w:lang w:val="sv-SE"/>
+        </w:rPr>
+      </w:pPr>
+      <w:r>
+        <w:rPr>
+          <w:lang w:val="sv-SE"/>
+        </w:rPr>
         <w:t xml:space="preserve">Jika </w:t>
       </w:r>
       <m:oMath>
@@ -2907,13 +2982,21 @@
               <w:rPr>
                 <w:rFonts w:ascii="Cambria Math" w:hAnsi="Cambria Math"/>
               </w:rPr>
-              <m:t>x-2</m:t>
+              <m:t>x</m:t>
+            </m:r>
+            <m:r>
+              <w:rPr>
+                <w:rFonts w:ascii="Cambria Math" w:hAnsi="Cambria Math"/>
+                <w:lang w:val="sv-SE"/>
+              </w:rPr>
+              <m:t>-2</m:t>
             </m:r>
           </m:e>
         </m:d>
         <m:r>
           <w:rPr>
             <w:rFonts w:ascii="Cambria Math" w:hAnsi="Cambria Math"/>
+            <w:lang w:val="sv-SE"/>
           </w:rPr>
           <m:t>=</m:t>
         </m:r>
@@ -2930,6 +3013,7 @@
             <m:r>
               <w:rPr>
                 <w:rFonts w:ascii="Cambria Math" w:hAnsi="Cambria Math"/>
+                <w:lang w:val="sv-SE"/>
               </w:rPr>
               <m:t>1</m:t>
             </m:r>
@@ -2938,16 +3022,50 @@
             <m:r>
               <w:rPr>
                 <w:rFonts w:ascii="Cambria Math" w:hAnsi="Cambria Math"/>
-              </w:rPr>
-              <m:t>2x+5x</m:t>
+                <w:lang w:val="sv-SE"/>
+              </w:rPr>
+              <m:t>2</m:t>
+            </m:r>
+            <m:r>
+              <w:rPr>
+                <w:rFonts w:ascii="Cambria Math" w:hAnsi="Cambria Math"/>
+              </w:rPr>
+              <m:t>x</m:t>
+            </m:r>
+            <m:r>
+              <w:rPr>
+                <w:rFonts w:ascii="Cambria Math" w:hAnsi="Cambria Math"/>
+                <w:lang w:val="sv-SE"/>
+              </w:rPr>
+              <m:t>+5</m:t>
+            </m:r>
+            <m:r>
+              <w:rPr>
+                <w:rFonts w:ascii="Cambria Math" w:hAnsi="Cambria Math"/>
+              </w:rPr>
+              <m:t>x</m:t>
             </m:r>
           </m:den>
         </m:f>
         <m:r>
           <w:rPr>
             <w:rFonts w:ascii="Cambria Math" w:hAnsi="Cambria Math"/>
-          </w:rPr>
-          <m:t xml:space="preserve"> maka </m:t>
+            <w:lang w:val="sv-SE"/>
+          </w:rPr>
+          <m:t xml:space="preserve"> </m:t>
+        </m:r>
+        <m:r>
+          <w:rPr>
+            <w:rFonts w:ascii="Cambria Math" w:hAnsi="Cambria Math"/>
+          </w:rPr>
+          <m:t>maka</m:t>
+        </m:r>
+        <m:r>
+          <w:rPr>
+            <w:rFonts w:ascii="Cambria Math" w:hAnsi="Cambria Math"/>
+            <w:lang w:val="sv-SE"/>
+          </w:rPr>
+          <m:t xml:space="preserve"> </m:t>
         </m:r>
         <m:sSup>
           <m:sSupPr>
@@ -2970,6 +3088,7 @@
             <m:r>
               <w:rPr>
                 <w:rFonts w:ascii="Cambria Math" w:hAnsi="Cambria Math"/>
+                <w:lang w:val="sv-SE"/>
               </w:rPr>
               <m:t>-1</m:t>
             </m:r>
@@ -2996,6 +3115,7 @@
         <m:r>
           <w:rPr>
             <w:rFonts w:ascii="Cambria Math" w:hAnsi="Cambria Math"/>
+            <w:lang w:val="sv-SE"/>
           </w:rPr>
           <m:t>=…</m:t>
         </m:r>
